--- a/Documents/GPS F3X Tracker Pylonracing Ethos v1.0.docx
+++ b/Documents/GPS F3X Tracker Pylonracing Ethos v1.0.docx
@@ -259,7 +259,7 @@
               <w:rPr>
                 <w:rStyle w:val="Odkaznarejstk"/>
               </w:rPr>
-              <w:t>8. Usage on a slope</w:t>
+              <w:t>8. Usage on a site</w:t>
               <w:tab/>
               <w:t>7</w:t>
             </w:r>
@@ -1081,17 +1081,7 @@
           <w:sz w:val="24"/>
           <w:szCs w:val="24"/>
         </w:rPr>
-        <w:t>)</w:t>
-      </w:r>
-      <w:r>
-        <w:rPr>
-          <w:rFonts w:eastAsia="Microsoft YaHei" w:cs="Arial"/>
-          <w:b w:val="false"/>
-          <w:bCs w:val="false"/>
-          <w:sz w:val="24"/>
-          <w:szCs w:val="24"/>
-        </w:rPr>
-        <w:t>, and place all files into directory /SCRIPTS on your transmitter. Folders gpstracap (keeping setup part) and gpstrackp (keeping operation part) should not be changed. Please note all modules, excluding locations.lua, are in the compiled form (*.luac) to be run as fast as possible.</w:t>
+        <w:t>), and place all files into directory /SCRIPTS on your transmitter. Folders gpstracap (keeping setup part) and gpstrackp (keeping operation part) should not be changed. Please note all modules, excluding locations.lua, are in the compiled form (*.luac) to be run as fast as possible.</w:t>
       </w:r>
     </w:p>
     <w:p>
@@ -4595,7 +4585,14 @@
           <w:b w:val="false"/>
           <w:bCs w:val="false"/>
         </w:rPr>
-        <w:t xml:space="preserve"> competition</w:t>
+        <w:t xml:space="preserve"> </w:t>
+      </w:r>
+      <w:r>
+        <w:rPr>
+          <w:b w:val="false"/>
+          <w:bCs w:val="false"/>
+        </w:rPr>
+        <w:t>training</w:t>
       </w:r>
     </w:p>
     <w:p>
@@ -4754,7 +4751,7 @@
         </w:rPr>
         <w:t>{name = "Live Position &amp; Direction", lat = 0.0, lon = 0.0, dir = 0.0, dif = 0, runs = 0, comp = 1},</w:t>
         <w:br/>
-        <w:t xml:space="preserve">   {name = "Debug", lat = 53.550707, lon =  9.923472, dir = 100.0, dif = 0,runs = 5, comp = 3},</w:t>
+        <w:t xml:space="preserve">   {name = "Debug", lat = 53.550707, lon =  9.923472, dir = 100.0, dif = 0, runs = 5, comp = 3},</w:t>
         <w:br/>
         <w:t xml:space="preserve">   {name = "Test 2-pylon", lat = 31.212000, lon = 121.400000, dir =   0.2, dif = -50, runs = 10, comp = 1},</w:t>
         <w:br/>
@@ -6737,7 +6734,75 @@
           <w:lang w:val="en-US" w:eastAsia="zh-CN" w:bidi="hi-IN"/>
         </w:rPr>
         <w:tab/>
-        <w:t>- Beep when crossing a START/FINISH line from left to right (1400 Hz)</w:t>
+        <w:t>- Beep when crossing a S</w:t>
+      </w:r>
+      <w:r>
+        <w:rPr>
+          <w:rFonts w:eastAsia="NSimSun" w:cs="Arial"/>
+          <w:b w:val="false"/>
+          <w:bCs w:val="false"/>
+          <w:i w:val="false"/>
+          <w:caps w:val="false"/>
+          <w:smallCaps w:val="false"/>
+          <w:color w:val="auto"/>
+          <w:spacing w:val="0"/>
+          <w:kern w:val="2"/>
+          <w:sz w:val="24"/>
+          <w:szCs w:val="24"/>
+          <w:lang w:val="en-US" w:eastAsia="zh-CN" w:bidi="hi-IN"/>
+        </w:rPr>
+        <w:t>tart</w:t>
+      </w:r>
+      <w:r>
+        <w:rPr>
+          <w:rFonts w:eastAsia="NSimSun" w:cs="Arial"/>
+          <w:b w:val="false"/>
+          <w:bCs w:val="false"/>
+          <w:i w:val="false"/>
+          <w:caps w:val="false"/>
+          <w:smallCaps w:val="false"/>
+          <w:color w:val="auto"/>
+          <w:spacing w:val="0"/>
+          <w:kern w:val="2"/>
+          <w:sz w:val="24"/>
+          <w:szCs w:val="24"/>
+          <w:lang w:val="en-US" w:eastAsia="zh-CN" w:bidi="hi-IN"/>
+        </w:rPr>
+        <w:t>/F</w:t>
+      </w:r>
+      <w:r>
+        <w:rPr>
+          <w:rFonts w:eastAsia="NSimSun" w:cs="Arial"/>
+          <w:b w:val="false"/>
+          <w:bCs w:val="false"/>
+          <w:i w:val="false"/>
+          <w:caps w:val="false"/>
+          <w:smallCaps w:val="false"/>
+          <w:color w:val="auto"/>
+          <w:spacing w:val="0"/>
+          <w:kern w:val="2"/>
+          <w:sz w:val="24"/>
+          <w:szCs w:val="24"/>
+          <w:lang w:val="en-US" w:eastAsia="zh-CN" w:bidi="hi-IN"/>
+        </w:rPr>
+        <w:t>inish</w:t>
+      </w:r>
+      <w:r>
+        <w:rPr>
+          <w:rFonts w:eastAsia="NSimSun" w:cs="Arial"/>
+          <w:b w:val="false"/>
+          <w:bCs w:val="false"/>
+          <w:i w:val="false"/>
+          <w:caps w:val="false"/>
+          <w:smallCaps w:val="false"/>
+          <w:color w:val="auto"/>
+          <w:spacing w:val="0"/>
+          <w:kern w:val="2"/>
+          <w:sz w:val="24"/>
+          <w:szCs w:val="24"/>
+          <w:lang w:val="en-US" w:eastAsia="zh-CN" w:bidi="hi-IN"/>
+        </w:rPr>
+        <w:t xml:space="preserve"> line from left to right (1400 Hz)</w:t>
       </w:r>
     </w:p>
     <w:p>
@@ -6846,7 +6911,17 @@
           <w:sz w:val="28"/>
           <w:szCs w:val="28"/>
         </w:rPr>
-        <w:t>Usage on a slope</w:t>
+        <w:t>Usage on a s</w:t>
+      </w:r>
+      <w:r>
+        <w:rPr>
+          <w:rFonts w:eastAsia="Microsoft YaHei" w:cs="Arial" w:ascii="Liberation Serif" w:hAnsi="Liberation Serif"/>
+          <w:b/>
+          <w:bCs/>
+          <w:sz w:val="28"/>
+          <w:szCs w:val="28"/>
+        </w:rPr>
+        <w:t>ite</w:t>
       </w:r>
     </w:p>
     <w:p>
@@ -7887,7 +7962,33 @@
           <w:szCs w:val="24"/>
           <w:lang w:val="en-US" w:eastAsia="zh-CN" w:bidi="hi-IN"/>
         </w:rPr>
-        <w:t>"GPS Pylon Tracker" widget configuration. Flight events are written into log files “YYYYMMDD-Log” located in the folder /scripts/gpstrack/gpstrack.</w:t>
+        <w:t>"GPS Pylon Tracker" widget configuration. Flight events are written into log files “YYYYMMDD-Log” located in the folder /scripts/gpstrack</w:t>
+      </w:r>
+      <w:r>
+        <w:rPr>
+          <w:rFonts w:eastAsia="Microsoft YaHei" w:cs="Arial"/>
+          <w:b w:val="false"/>
+          <w:bCs w:val="false"/>
+          <w:color w:val="auto"/>
+          <w:kern w:val="2"/>
+          <w:sz w:val="24"/>
+          <w:szCs w:val="24"/>
+          <w:lang w:val="en-US" w:eastAsia="zh-CN" w:bidi="hi-IN"/>
+        </w:rPr>
+        <w:t>p</w:t>
+      </w:r>
+      <w:r>
+        <w:rPr>
+          <w:rFonts w:eastAsia="Microsoft YaHei" w:cs="Arial"/>
+          <w:b w:val="false"/>
+          <w:bCs w:val="false"/>
+          <w:color w:val="auto"/>
+          <w:kern w:val="2"/>
+          <w:sz w:val="24"/>
+          <w:szCs w:val="24"/>
+          <w:lang w:val="en-US" w:eastAsia="zh-CN" w:bidi="hi-IN"/>
+        </w:rPr>
+        <w:t>/gpstrack.</w:t>
       </w:r>
     </w:p>
     <w:p>
@@ -8387,8 +8488,8 @@
           <w:rFonts w:ascii="Liberation Serif" w:hAnsi="Liberation Serif"/>
         </w:rPr>
       </w:pPr>
-      <w:bookmarkStart w:id="9" w:name="__RefHeading___Toc391_1141728982_kopie_1"/>
-      <w:bookmarkStart w:id="10" w:name="__RefNumPara__783_750519092"/>
+      <w:bookmarkStart w:id="9" w:name="__RefNumPara__783_750519092"/>
+      <w:bookmarkStart w:id="10" w:name="__RefHeading___Toc391_1141728982_kopie_1"/>
       <w:bookmarkEnd w:id="9"/>
       <w:bookmarkEnd w:id="10"/>
       <w:r>
@@ -9327,8 +9428,8 @@
           <w:rFonts w:ascii="Liberation Serif" w:hAnsi="Liberation Serif"/>
         </w:rPr>
       </w:pPr>
-      <w:bookmarkStart w:id="11" w:name="__RefHeading___Toc391_1141728982_kopie_1"/>
-      <w:bookmarkStart w:id="12" w:name="__RefNumPara__780_750519092"/>
+      <w:bookmarkStart w:id="11" w:name="__RefNumPara__780_750519092"/>
+      <w:bookmarkStart w:id="12" w:name="__RefHeading___Toc391_1141728982_kopie_1"/>
       <w:bookmarkEnd w:id="11"/>
       <w:bookmarkEnd w:id="12"/>
       <w:r>
@@ -10306,7 +10407,10 @@
         </w:rPr>
       </w:pPr>
       <w:r>
-        <w:rPr/>
+        <w:rPr>
+          <w:sz w:val="24"/>
+          <w:szCs w:val="24"/>
+        </w:rPr>
       </w:r>
     </w:p>
     <w:p>
